--- a/quote-to-indonesia-service-contract/assets/中国销售合同-模板.docx
+++ b/quote-to-indonesia-service-contract/assets/中国销售合同-模板.docx
@@ -149,8 +149,6 @@
                   <w:rPr>
                     <w:rStyle w:val="PlaceholderText"/>
                     <w:rFonts w:ascii="Tahoma" w:eastAsia="KaiTi" w:hAnsi="Tahoma" w:cs="Tahoma"/>
-                    <w:caps w:val="1"/>
-                    <w:color w:val="000000"/>
                   </w:rPr>
                   <w:t>Click or tap here to enter text.</w:t>
                 </w:r>
@@ -252,7 +250,6 @@
                   <w:rPr>
                     <w:rStyle w:val="PlaceholderText"/>
                     <w:rFonts w:ascii="Tahoma" w:eastAsia="KaiTi" w:hAnsi="Tahoma" w:cs="Tahoma"/>
-                    <w:color w:val="000000"/>
                   </w:rPr>
                   <w:t>Click or tap here to enter text.</w:t>
                 </w:r>
@@ -378,7 +375,6 @@
                   <w:rPr>
                     <w:rStyle w:val="PlaceholderText"/>
                     <w:rFonts w:ascii="Tahoma" w:eastAsia="KaiTi" w:hAnsi="Tahoma" w:cs="Tahoma"/>
-                    <w:color w:val="000000"/>
                   </w:rPr>
                   <w:t>Click or tap here to enter text.</w:t>
                 </w:r>
@@ -485,7 +481,6 @@
                   <w:rPr>
                     <w:rStyle w:val="PlaceholderText"/>
                     <w:rFonts w:ascii="Tahoma" w:eastAsia="KaiTi" w:hAnsi="Tahoma" w:cs="Tahoma"/>
-                    <w:color w:val="000000"/>
                   </w:rPr>
                   <w:t>Click or tap here to enter text.</w:t>
                 </w:r>
@@ -592,7 +587,6 @@
                   <w:rPr>
                     <w:rStyle w:val="PlaceholderText"/>
                     <w:rFonts w:ascii="Tahoma" w:eastAsia="KaiTi" w:hAnsi="Tahoma" w:cs="Tahoma"/>
-                    <w:color w:val="000000"/>
                   </w:rPr>
                   <w:t>Click or tap here to enter text.</w:t>
                 </w:r>
@@ -770,7 +764,6 @@
                   <w:rPr>
                     <w:rStyle w:val="PlaceholderText"/>
                     <w:rFonts w:ascii="Tahoma" w:eastAsia="KaiTi" w:hAnsi="Tahoma" w:cs="Tahoma"/>
-                    <w:color w:val="000000"/>
                   </w:rPr>
                   <w:t>Click or tap here to enter text.</w:t>
                 </w:r>
@@ -853,7 +846,6 @@
                   <w:rPr>
                     <w:rStyle w:val="PlaceholderText"/>
                     <w:rFonts w:ascii="Tahoma" w:eastAsia="KaiTi" w:hAnsi="Tahoma" w:cs="Tahoma"/>
-                    <w:color w:val="000000"/>
                   </w:rPr>
                   <w:t>Click or tap here to enter text.</w:t>
                 </w:r>
@@ -936,7 +928,6 @@
                   <w:rPr>
                     <w:rStyle w:val="PlaceholderText"/>
                     <w:rFonts w:ascii="Tahoma" w:eastAsia="KaiTi" w:hAnsi="Tahoma" w:cs="Tahoma"/>
-                    <w:color w:val="000000"/>
                   </w:rPr>
                   <w:t>Click or tap here to enter text.</w:t>
                 </w:r>
@@ -1019,7 +1010,6 @@
                   <w:rPr>
                     <w:rStyle w:val="PlaceholderText"/>
                     <w:rFonts w:ascii="Tahoma" w:eastAsia="KaiTi" w:hAnsi="Tahoma" w:cs="Tahoma"/>
-                    <w:color w:val="000000"/>
                   </w:rPr>
                   <w:t>Click or tap here to enter text.</w:t>
                 </w:r>
@@ -1114,7 +1104,6 @@
                   <w:rPr>
                     <w:rStyle w:val="PlaceholderText"/>
                     <w:rFonts w:ascii="Tahoma" w:eastAsia="KaiTi" w:hAnsi="Tahoma" w:cs="Tahoma"/>
-                    <w:color w:val="000000"/>
                   </w:rPr>
                   <w:t>Click or tap here to enter text.</w:t>
                 </w:r>
@@ -1209,7 +1198,6 @@
                   <w:rPr>
                     <w:rStyle w:val="PlaceholderText"/>
                     <w:rFonts w:ascii="Tahoma" w:eastAsia="KaiTi" w:hAnsi="Tahoma" w:cs="Tahoma"/>
-                    <w:color w:val="000000"/>
                   </w:rPr>
                   <w:t>Click or tap here to enter text.</w:t>
                 </w:r>
@@ -1375,17 +1363,16 @@
             <w:alias w:val="山海图单位名称"/>
             <w:tag w:val="山海图单位名称"/>
             <w:id w:val="-603198385"/>
-            <w:lock w:val="sdtContentLocked"/>
             <w:placeholder>
               <w:docPart w:val="5D410CD5B2F643B9A02CA6604D7A2A68"/>
             </w:placeholder>
-            <w:dropDownList>
+            <w:comboBox>
               <w:listItem w:displayText="北京山海图科技有限公司" w:value="北京山海图科技有限公司"/>
               <w:listItem w:displayText="北京山海图科技有限公司西安分公司" w:value="北京山海图科技有限公司西安分公司"/>
               <w:listItem w:displayText="北京山海图科技有限公司深圳分公司" w:value="北京山海图科技有限公司深圳分公司"/>
               <w:listItem w:displayText="北京山海图科技有限公司上海分公司" w:value="北京山海图科技有限公司上海分公司"/>
               <w:listItem w:displayText="上海山海图新企业咨询有限公司" w:value="上海山海图新企业咨询有限公司"/>
-            </w:dropDownList>
+            </w:comboBox>
           </w:sdtPr>
           <w:sdtEndPr/>
           <w:sdtContent>
@@ -1410,7 +1397,6 @@
                 <w:r>
                   <w:rPr>
                     <w:rFonts w:ascii="Tahoma" w:eastAsia="KaiTi" w:hAnsi="Tahoma" w:cs="Tahoma"/>
-                    <w:color w:val="000000"/>
                   </w:rPr>
                   <w:t>北京山海图科技有限公司深圳分公司</w:t>
                 </w:r>
@@ -1480,16 +1466,15 @@
             <w:alias w:val="地址"/>
             <w:tag w:val="地址"/>
             <w:id w:val="1578481197"/>
-            <w:lock w:val="sdtContentLocked"/>
             <w:placeholder>
               <w:docPart w:val="76BD6EFC7B734197BC6107C1FBE40DCC"/>
             </w:placeholder>
-            <w:dropDownList>
+            <w:comboBox>
               <w:listItem w:displayText="北京市海淀区西四环北路158号1幢3层3-65" w:value="北京市海淀区西四环北路158号1幢3层3-65"/>
-              <w:listItem w:displayText="陕西省西安市高新区科技路林凯国际大厦15层1501-01-03室" w:value="陕西省西安市高新区科技路林凯国际大厦15层1501-01-03室"/>
+              <w:listItem w:displayText="陕西省西安市高新区科技路林凯国际大厦15层01-03室" w:value="陕西省西安市高新区科技路林凯国际大厦15层01-03室"/>
               <w:listItem w:displayText="深圳市南山区招商街道南海大道1048号海翔广场717室" w:value="深圳市南山区招商街道南海大道1048号海翔广场717室"/>
               <w:listItem w:displayText="上海市青浦区虹桥LM世界中心L3-B栋305A" w:value="上海市青浦区虹桥LM世界中心L3-B栋305A"/>
-            </w:dropDownList>
+            </w:comboBox>
           </w:sdtPr>
           <w:sdtEndPr/>
           <w:sdtContent>
@@ -1509,9 +1494,7 @@
                   </w:rPr>
                 </w:pPr>
                 <w:r>
-                  <w:rPr>
-                    <w:color w:val="000000"/>
-                  </w:rPr>
+                  <w:rPr/>
                   <w:t>深圳市南山区招商街道南海大道1048号海翔广场717室</w:t>
                 </w:r>
               </w:p>
@@ -1580,14 +1563,13 @@
             <w:alias w:val="山海图授权代表人"/>
             <w:tag w:val="山海图授权代表人"/>
             <w:id w:val="2068842910"/>
-            <w:lock w:val="sdtContentLocked"/>
             <w:placeholder>
               <w:docPart w:val="1FD8FBC5FD42482D863D5107E3EE69EF"/>
             </w:placeholder>
-            <w:dropDownList>
+            <w:comboBox>
               <w:listItem w:displayText="张平" w:value="张平"/>
               <w:listItem w:displayText="卢少博" w:value="卢少博"/>
-            </w:dropDownList>
+            </w:comboBox>
           </w:sdtPr>
           <w:sdtEndPr/>
           <w:sdtContent>
@@ -1609,7 +1591,6 @@
                 <w:r>
                   <w:rPr>
                     <w:rFonts w:ascii="Tahoma" w:eastAsia="KaiTi" w:hAnsi="Tahoma" w:cs="Tahoma"/>
-                    <w:color w:val="000000"/>
                   </w:rPr>
                   <w:t>张平</w:t>
                 </w:r>
@@ -1678,13 +1659,12 @@
             <w:alias w:val="山海图授权代表人的职务"/>
             <w:tag w:val="山海图授权代表人的职务"/>
             <w:id w:val="-526257786"/>
-            <w:lock w:val="sdtContentLocked"/>
             <w:placeholder>
               <w:docPart w:val="EB6A65F206CF4163991C97BEBFE362CD"/>
             </w:placeholder>
-            <w:dropDownList>
+            <w:comboBox>
               <w:listItem w:displayText="总经理" w:value="总经理"/>
-            </w:dropDownList>
+            </w:comboBox>
           </w:sdtPr>
           <w:sdtEndPr/>
           <w:sdtContent>
@@ -1706,7 +1686,6 @@
                 <w:r>
                   <w:rPr>
                     <w:rFonts w:ascii="Tahoma" w:eastAsia="KaiTi" w:hAnsi="Tahoma" w:cs="Tahoma"/>
-                    <w:color w:val="000000"/>
                   </w:rPr>
                   <w:t>总经理</w:t>
                 </w:r>
@@ -1772,7 +1751,6 @@
               <w:rFonts w:ascii="Tahoma" w:eastAsia="KaiTi" w:hAnsi="Tahoma" w:cs="Tahoma"/>
             </w:rPr>
             <w:id w:val="-1458869702"/>
-            <w:lock w:val="sdtContentLocked"/>
             <w:placeholder>
               <w:docPart w:val="9AA7195AE2944F2187E253F8AB8F4930"/>
             </w:placeholder>
@@ -1803,7 +1781,6 @@
                 <w:r>
                   <w:rPr>
                     <w:rFonts w:ascii="Tahoma" w:eastAsia="KaiTi" w:hAnsi="Tahoma" w:cs="Tahoma"/>
-                    <w:color w:val="000000"/>
                   </w:rPr>
                   <w:t>zhangping@shanhaimap.com</w:t>
                 </w:r>
@@ -4007,14 +3984,8 @@
             <w:docPart w:val="1CDF7F9F07E7450BBB33D0990AE66857"/>
           </w:placeholder>
           <w:comboBox>
-            <w:listItem w:displayText="印度尼西亚雅加达" w:value="印度尼西亚雅加达"/>
-            <w:listItem w:displayText="印度尼西亚棉兰" w:value="印度尼西亚棉兰"/>
-            <w:listItem w:displayText="印度尼西亚三宝垄" w:value="印度尼西亚三宝垄"/>
-            <w:listItem w:displayText="印度尼西亚泗水" w:value="印度尼西亚泗水"/>
-            <w:listItem w:displayText="印度尼西亚" w:value="印度尼西亚"/>
+            <w:listItem w:displayText="中国北京" w:value="中国北京"/>
             <w:listItem w:displayText="中国上海" w:value="中国上海"/>
-            <w:listItem w:displayText="中国北京" w:value="中国北京"/>
-            <w:listItem w:displayText="新加坡" w:value="新加坡"/>
           </w:comboBox>
           <w:tag w:val="dispute_place"/>
         </w:sdtPr>
@@ -4046,17 +4017,8 @@
             <w:docPart w:val="7DDCDC4C64D14428B3CAD4BA1A77C8BB"/>
           </w:placeholder>
           <w:comboBox>
-            <w:listItem w:displayText="印尼国家仲裁委员会（BANI）" w:value="印尼国家仲裁委员会（BANI）"/>
-            <w:listItem w:displayText="雅加达中央地区法院" w:value="雅加达中央地区法院"/>
-            <w:listItem w:displayText="西雅加达地区法院" w:value="西雅加达地区法院"/>
-            <w:listItem w:displayText="南雅加达地区法院" w:value="南雅加达地区法院"/>
-            <w:listItem w:displayText="唐格朗地区法院" w:value="唐格朗地区法院"/>
-            <w:listItem w:displayText="棉兰地区法院" w:value="棉兰地区法院"/>
-            <w:listItem w:displayText="三宝垄地区法院" w:value="三宝垄地区法院"/>
-            <w:listItem w:displayText="泗水地区法院" w:value="泗水地区法院"/>
+            <w:listItem w:displayText="北京仲裁委员会（BAC）" w:value="北京仲裁委员会（BAC）"/>
             <w:listItem w:displayText="上海仲裁委员会（SHAC）" w:value="上海仲裁委员会（SHAC）"/>
-            <w:listItem w:displayText="北京仲裁委员会（BAC）" w:value="北京仲裁委员会（BAC）"/>
-            <w:listItem w:displayText="新加坡国际仲裁中心（SIAC）" w:value="新加坡国际仲裁中心（SIAC）"/>
           </w:comboBox>
           <w:tag w:val="arbitration"/>
         </w:sdtPr>
@@ -4790,7 +4752,6 @@
                     <w:rFonts w:ascii="Tahoma" w:eastAsia="KaiTi" w:hAnsi="Tahoma" w:cs="Tahoma"/>
                     <w:sz w:val="22"/>
                     <w:szCs w:val="22"/>
-                    <w:color w:val="000000"/>
                   </w:rPr>
                   <w:t>Click or tap here to enter text.</w:t>
                 </w:r>
@@ -4810,7 +4771,6 @@
               <w:szCs w:val="22"/>
             </w:rPr>
             <w:id w:val="1958372841"/>
-            <w:lock w:val="sdtContentLocked"/>
             <w:placeholder>
               <w:docPart w:val="DefaultPlaceholder_-1854013438"/>
             </w:placeholder>
@@ -4847,7 +4807,6 @@
                     <w:rFonts w:ascii="Tahoma" w:eastAsia="KaiTi" w:hAnsi="Tahoma" w:cs="Tahoma"/>
                     <w:sz w:val="22"/>
                     <w:szCs w:val="22"/>
-                    <w:color w:val="000000"/>
                   </w:rPr>
                   <w:t>北京山海图科技有限公司深圳分公司</w:t>
                 </w:r>
@@ -5110,7 +5069,6 @@
                     <w:rFonts w:ascii="Tahoma" w:eastAsia="KaiTi" w:hAnsi="Tahoma" w:cs="Tahoma"/>
                     <w:sz w:val="22"/>
                     <w:szCs w:val="22"/>
-                    <w:color w:val="000000"/>
                   </w:rPr>
                   <w:t>Click or tap here to enter text.</w:t>
                 </w:r>
@@ -5211,7 +5169,6 @@
                   <w:szCs w:val="22"/>
                 </w:rPr>
                 <w:id w:val="45816313"/>
-                <w:lock w:val="sdtContentLocked"/>
                 <w:placeholder>
                   <w:docPart w:val="DefaultPlaceholder_-1854013438"/>
                 </w:placeholder>
@@ -5228,7 +5185,6 @@
                     <w:rFonts w:ascii="Tahoma" w:eastAsia="KaiTi" w:hAnsi="Tahoma" w:cs="Tahoma"/>
                     <w:sz w:val="22"/>
                     <w:szCs w:val="22"/>
-                    <w:color w:val="000000"/>
                   </w:rPr>
                   <w:t>张平</w:t>
                 </w:r>
@@ -5325,7 +5281,6 @@
                     <w:rFonts w:ascii="Tahoma" w:eastAsia="KaiTi" w:hAnsi="Tahoma" w:cs="Tahoma"/>
                     <w:sz w:val="22"/>
                     <w:szCs w:val="22"/>
-                    <w:color w:val="000000"/>
                   </w:rPr>
                   <w:t>Click or tap here to enter text.</w:t>
                 </w:r>
@@ -5432,7 +5387,6 @@
                     <w:rFonts w:ascii="Tahoma" w:eastAsia="KaiTi" w:hAnsi="Tahoma" w:cs="Tahoma"/>
                     <w:sz w:val="22"/>
                     <w:szCs w:val="22"/>
-                    <w:color w:val="000000"/>
                   </w:rPr>
                   <w:t>Click or tap here to enter text.</w:t>
                 </w:r>
